--- a/lab2/Отчет_ЛР2_ЯОА_вариант07_Ильин.docx
+++ b/lab2/Отчет_ЛР2_ЯОА_вариант07_Ильин.docx
@@ -4032,587 +4032,67 @@
           <w:sz w:val="28"/>
           <w:szCs w:val="28"/>
         </w:rPr>
-        <w:t xml:space="preserve">Вывод симулятора:</w:t>
-      </w:r>
-    </w:p>
-    <w:p>
-      <w:pPr>
-        <w:spacing w:after="0" w:before="0" w:line="240"/>
-        <w:jc w:val="left"/>
-      </w:pPr>
-      <w:r>
-        <w:rPr>
-          <w:rFonts w:ascii="Courier New" w:cs="Courier New" w:eastAsia="Courier New" w:hAnsi="Courier New"/>
-          <w:sz w:val="20"/>
-          <w:szCs w:val="20"/>
-        </w:rPr>
-        <w:t xml:space="preserve">VCD info: dumpfile turnstile.vcd opened for output.</w:t>
-      </w:r>
-    </w:p>
-    <w:p>
-      <w:pPr>
-        <w:spacing w:after="0" w:before="0" w:line="240"/>
-        <w:jc w:val="left"/>
-      </w:pPr>
-      <w:r>
-        <w:rPr>
-          <w:rFonts w:ascii="Courier New" w:cs="Courier New" w:eastAsia="Courier New" w:hAnsi="Courier New"/>
-          <w:sz w:val="20"/>
-          <w:szCs w:val="20"/>
-        </w:rPr>
-        <w:t xml:space="preserve">t=5 ns  state =            gate_open = 0  alarm = 0</w:t>
-      </w:r>
-    </w:p>
-    <w:p>
-      <w:pPr>
-        <w:spacing w:after="0" w:before="0" w:line="240"/>
-        <w:jc w:val="left"/>
-      </w:pPr>
-      <w:r>
-        <w:rPr>
-          <w:rFonts w:ascii="Courier New" w:cs="Courier New" w:eastAsia="Courier New" w:hAnsi="Courier New"/>
-          <w:sz w:val="20"/>
-          <w:szCs w:val="20"/>
-        </w:rPr>
-        <w:t xml:space="preserve">t=15 ns  state = ST_IDLE    gate_open = 0  alarm = 0</w:t>
-      </w:r>
-    </w:p>
-    <w:p>
-      <w:pPr>
-        <w:spacing w:after="0" w:before="0" w:line="240"/>
-        <w:jc w:val="left"/>
-      </w:pPr>
-      <w:r>
-        <w:rPr>
-          <w:rFonts w:ascii="Courier New" w:cs="Courier New" w:eastAsia="Courier New" w:hAnsi="Courier New"/>
-          <w:sz w:val="20"/>
-          <w:szCs w:val="20"/>
-        </w:rPr>
-        <w:t xml:space="preserve">t=20 ns  событие: EV_PERSON_PAID, valid = 1, data = 50</w:t>
-      </w:r>
-    </w:p>
-    <w:p>
-      <w:pPr>
-        <w:spacing w:after="0" w:before="0" w:line="240"/>
-        <w:jc w:val="left"/>
-      </w:pPr>
-      <w:r>
-        <w:rPr>
-          <w:rFonts w:ascii="Courier New" w:cs="Courier New" w:eastAsia="Courier New" w:hAnsi="Courier New"/>
-          <w:sz w:val="20"/>
-          <w:szCs w:val="20"/>
-        </w:rPr>
-        <w:t xml:space="preserve">t=25 ns  state = ST_IDLE    gate_open = 0  alarm = 0</w:t>
-      </w:r>
-    </w:p>
-    <w:p>
-      <w:pPr>
-        <w:spacing w:after="0" w:before="0" w:line="240"/>
-        <w:jc w:val="left"/>
-      </w:pPr>
-      <w:r>
-        <w:rPr>
-          <w:rFonts w:ascii="Courier New" w:cs="Courier New" w:eastAsia="Courier New" w:hAnsi="Courier New"/>
-          <w:sz w:val="20"/>
-          <w:szCs w:val="20"/>
-        </w:rPr>
-        <w:t xml:space="preserve">t=35 ns  state = ST_CHECK   gate_open = 0  alarm = 0</w:t>
-      </w:r>
-    </w:p>
-    <w:p>
-      <w:pPr>
-        <w:spacing w:after="0" w:before="0" w:line="240"/>
-        <w:jc w:val="left"/>
-      </w:pPr>
-      <w:r>
-        <w:rPr>
-          <w:rFonts w:ascii="Courier New" w:cs="Courier New" w:eastAsia="Courier New" w:hAnsi="Courier New"/>
-          <w:sz w:val="20"/>
-          <w:szCs w:val="20"/>
-        </w:rPr>
-        <w:t xml:space="preserve">t=45 ns  state = ST_OPEN    gate_open = 1  alarm = 0</w:t>
-      </w:r>
-    </w:p>
-    <w:p>
-      <w:pPr>
-        <w:spacing w:after="0" w:before="0" w:line="240"/>
-        <w:jc w:val="left"/>
-      </w:pPr>
-      <w:r>
-        <w:rPr>
-          <w:rFonts w:ascii="Courier New" w:cs="Courier New" w:eastAsia="Courier New" w:hAnsi="Courier New"/>
-          <w:sz w:val="20"/>
-          <w:szCs w:val="20"/>
-        </w:rPr>
-        <w:t xml:space="preserve">t=50 ns  событие: EV_PERSON_NOT_PAID, valid = 1, data = 0</w:t>
-      </w:r>
-    </w:p>
-    <w:p>
-      <w:pPr>
-        <w:spacing w:after="0" w:before="0" w:line="240"/>
-        <w:jc w:val="left"/>
-      </w:pPr>
-      <w:r>
-        <w:rPr>
-          <w:rFonts w:ascii="Courier New" w:cs="Courier New" w:eastAsia="Courier New" w:hAnsi="Courier New"/>
-          <w:sz w:val="20"/>
-          <w:szCs w:val="20"/>
-        </w:rPr>
-        <w:t xml:space="preserve">t=55 ns  state = ST_OPEN    gate_open = 1  alarm = 0</w:t>
-      </w:r>
-    </w:p>
-    <w:p>
-      <w:pPr>
-        <w:spacing w:after="0" w:before="0" w:line="240"/>
-        <w:jc w:val="left"/>
-      </w:pPr>
-      <w:r>
-        <w:rPr>
-          <w:rFonts w:ascii="Courier New" w:cs="Courier New" w:eastAsia="Courier New" w:hAnsi="Courier New"/>
-          <w:sz w:val="20"/>
-          <w:szCs w:val="20"/>
-        </w:rPr>
-        <w:t xml:space="preserve">t=65 ns  state = ST_IDLE    gate_open = 0  alarm = 0</w:t>
-      </w:r>
-    </w:p>
-    <w:p>
-      <w:pPr>
-        <w:spacing w:after="0" w:before="0" w:line="240"/>
-        <w:jc w:val="left"/>
-      </w:pPr>
-      <w:r>
-        <w:rPr>
-          <w:rFonts w:ascii="Courier New" w:cs="Courier New" w:eastAsia="Courier New" w:hAnsi="Courier New"/>
-          <w:sz w:val="20"/>
-          <w:szCs w:val="20"/>
-        </w:rPr>
-        <w:t xml:space="preserve">t=75 ns  state = ST_IDLE    gate_open = 0  alarm = 0</w:t>
-      </w:r>
-    </w:p>
-    <w:p>
-      <w:pPr>
-        <w:spacing w:after="0" w:before="0" w:line="240"/>
-        <w:jc w:val="left"/>
-      </w:pPr>
-      <w:r>
-        <w:rPr>
-          <w:rFonts w:ascii="Courier New" w:cs="Courier New" w:eastAsia="Courier New" w:hAnsi="Courier New"/>
-          <w:sz w:val="20"/>
-          <w:szCs w:val="20"/>
-        </w:rPr>
-        <w:t xml:space="preserve">t=80 ns  событие: EV_PERSON_PAID, valid = 1, data = 20</w:t>
-      </w:r>
-    </w:p>
-    <w:p>
-      <w:pPr>
-        <w:spacing w:after="0" w:before="0" w:line="240"/>
-        <w:jc w:val="left"/>
-      </w:pPr>
-      <w:r>
-        <w:rPr>
-          <w:rFonts w:ascii="Courier New" w:cs="Courier New" w:eastAsia="Courier New" w:hAnsi="Courier New"/>
-          <w:sz w:val="20"/>
-          <w:szCs w:val="20"/>
-        </w:rPr>
-        <w:t xml:space="preserve">t=85 ns  state = ST_IDLE    gate_open = 0  alarm = 0</w:t>
-      </w:r>
-    </w:p>
-    <w:p>
-      <w:pPr>
-        <w:spacing w:after="0" w:before="0" w:line="240"/>
-        <w:jc w:val="left"/>
-      </w:pPr>
-      <w:r>
-        <w:rPr>
-          <w:rFonts w:ascii="Courier New" w:cs="Courier New" w:eastAsia="Courier New" w:hAnsi="Courier New"/>
-          <w:sz w:val="20"/>
-          <w:szCs w:val="20"/>
-        </w:rPr>
-        <w:t xml:space="preserve">t=95 ns  state = ST_CHECK   gate_open = 0  alarm = 0</w:t>
-      </w:r>
-    </w:p>
-    <w:p>
-      <w:pPr>
-        <w:spacing w:after="0" w:before="0" w:line="240"/>
-        <w:jc w:val="left"/>
-      </w:pPr>
-      <w:r>
-        <w:rPr>
-          <w:rFonts w:ascii="Courier New" w:cs="Courier New" w:eastAsia="Courier New" w:hAnsi="Courier New"/>
-          <w:sz w:val="20"/>
-          <w:szCs w:val="20"/>
-        </w:rPr>
-        <w:t xml:space="preserve">t=105 ns  state = ST_IDLE    gate_open = 0  alarm = 0</w:t>
-      </w:r>
-    </w:p>
-    <w:p>
-      <w:pPr>
-        <w:spacing w:after="0" w:before="0" w:line="240"/>
-        <w:jc w:val="left"/>
-      </w:pPr>
-      <w:r>
-        <w:rPr>
-          <w:rFonts w:ascii="Courier New" w:cs="Courier New" w:eastAsia="Courier New" w:hAnsi="Courier New"/>
-          <w:sz w:val="20"/>
-          <w:szCs w:val="20"/>
-        </w:rPr>
-        <w:t xml:space="preserve">t=110 ns  событие: EV_PERSON_PAID, valid = 0, data = 50</w:t>
-      </w:r>
-    </w:p>
-    <w:p>
-      <w:pPr>
-        <w:spacing w:after="0" w:before="0" w:line="240"/>
-        <w:jc w:val="left"/>
-      </w:pPr>
-      <w:r>
-        <w:rPr>
-          <w:rFonts w:ascii="Courier New" w:cs="Courier New" w:eastAsia="Courier New" w:hAnsi="Courier New"/>
-          <w:sz w:val="20"/>
-          <w:szCs w:val="20"/>
-        </w:rPr>
-        <w:t xml:space="preserve">t=115 ns  state = ST_IDLE    gate_open = 0  alarm = 0</w:t>
-      </w:r>
-    </w:p>
-    <w:p>
-      <w:pPr>
-        <w:spacing w:after="0" w:before="0" w:line="240"/>
-        <w:jc w:val="left"/>
-      </w:pPr>
-      <w:r>
-        <w:rPr>
-          <w:rFonts w:ascii="Courier New" w:cs="Courier New" w:eastAsia="Courier New" w:hAnsi="Courier New"/>
-          <w:sz w:val="20"/>
-          <w:szCs w:val="20"/>
-        </w:rPr>
-        <w:t xml:space="preserve">t=125 ns  state = ST_IDLE    gate_open = 0  alarm = 0</w:t>
-      </w:r>
-    </w:p>
-    <w:p>
-      <w:pPr>
-        <w:spacing w:after="0" w:before="0" w:line="240"/>
-        <w:jc w:val="left"/>
-      </w:pPr>
-      <w:r>
-        <w:rPr>
-          <w:rFonts w:ascii="Courier New" w:cs="Courier New" w:eastAsia="Courier New" w:hAnsi="Courier New"/>
-          <w:sz w:val="20"/>
-          <w:szCs w:val="20"/>
-        </w:rPr>
-        <w:t xml:space="preserve">t=135 ns  state = ST_IDLE    gate_open = 0  alarm = 0</w:t>
-      </w:r>
-    </w:p>
-    <w:p>
-      <w:pPr>
-        <w:spacing w:after="0" w:before="0" w:line="240"/>
-        <w:jc w:val="left"/>
-      </w:pPr>
-      <w:r>
-        <w:rPr>
-          <w:rFonts w:ascii="Courier New" w:cs="Courier New" w:eastAsia="Courier New" w:hAnsi="Courier New"/>
-          <w:sz w:val="20"/>
-          <w:szCs w:val="20"/>
-        </w:rPr>
-        <w:t xml:space="preserve">t=140 ns  событие: EV_PERSON_NOT_PAID, valid = 1, data = 0</w:t>
-      </w:r>
-    </w:p>
-    <w:p>
-      <w:pPr>
-        <w:spacing w:after="0" w:before="0" w:line="240"/>
-        <w:jc w:val="left"/>
-      </w:pPr>
-      <w:r>
-        <w:rPr>
-          <w:rFonts w:ascii="Courier New" w:cs="Courier New" w:eastAsia="Courier New" w:hAnsi="Courier New"/>
-          <w:sz w:val="20"/>
-          <w:szCs w:val="20"/>
-        </w:rPr>
-        <w:t xml:space="preserve">t=145 ns  state = ST_IDLE    gate_open = 0  alarm = 0</w:t>
-      </w:r>
-    </w:p>
-    <w:p>
-      <w:pPr>
-        <w:spacing w:after="0" w:before="0" w:line="240"/>
-        <w:jc w:val="left"/>
-      </w:pPr>
-      <w:r>
-        <w:rPr>
-          <w:rFonts w:ascii="Courier New" w:cs="Courier New" w:eastAsia="Courier New" w:hAnsi="Courier New"/>
-          <w:sz w:val="20"/>
-          <w:szCs w:val="20"/>
-        </w:rPr>
-        <w:t xml:space="preserve">t=155 ns  state = ST_LOCKED  gate_open = 0  alarm = 1</w:t>
-      </w:r>
-    </w:p>
-    <w:p>
-      <w:pPr>
-        <w:spacing w:after="0" w:before="0" w:line="240"/>
-        <w:jc w:val="left"/>
-      </w:pPr>
-      <w:r>
-        <w:rPr>
-          <w:rFonts w:ascii="Courier New" w:cs="Courier New" w:eastAsia="Courier New" w:hAnsi="Courier New"/>
-          <w:sz w:val="20"/>
-          <w:szCs w:val="20"/>
-        </w:rPr>
-        <w:t xml:space="preserve">t=165 ns  state = ST_LOCKED  gate_open = 0  alarm = 1</w:t>
-      </w:r>
-    </w:p>
-    <w:p>
-      <w:pPr>
-        <w:spacing w:after="0" w:before="0" w:line="240"/>
-        <w:jc w:val="left"/>
-      </w:pPr>
-      <w:r>
-        <w:rPr>
-          <w:rFonts w:ascii="Courier New" w:cs="Courier New" w:eastAsia="Courier New" w:hAnsi="Courier New"/>
-          <w:sz w:val="20"/>
-          <w:szCs w:val="20"/>
-        </w:rPr>
-        <w:t xml:space="preserve">t=175 ns  state = ST_LOCKED  gate_open = 0  alarm = 1</w:t>
-      </w:r>
-    </w:p>
-    <w:p>
-      <w:pPr>
-        <w:spacing w:after="0" w:before="0" w:line="240"/>
-        <w:jc w:val="left"/>
-      </w:pPr>
-      <w:r>
-        <w:rPr>
-          <w:rFonts w:ascii="Courier New" w:cs="Courier New" w:eastAsia="Courier New" w:hAnsi="Courier New"/>
-          <w:sz w:val="20"/>
-          <w:szCs w:val="20"/>
-        </w:rPr>
-        <w:t xml:space="preserve">t=185 ns  state = ST_LOCKED  gate_open = 0  alarm = 1</w:t>
-      </w:r>
-    </w:p>
-    <w:p>
-      <w:pPr>
-        <w:spacing w:after="0" w:before="0" w:line="240"/>
-        <w:jc w:val="left"/>
-      </w:pPr>
-      <w:r>
-        <w:rPr>
-          <w:rFonts w:ascii="Courier New" w:cs="Courier New" w:eastAsia="Courier New" w:hAnsi="Courier New"/>
-          <w:sz w:val="20"/>
-          <w:szCs w:val="20"/>
-        </w:rPr>
-        <w:t xml:space="preserve">t=195 ns  state = ST_IDLE    gate_open = 0  alarm = 0</w:t>
-      </w:r>
-    </w:p>
-    <w:p>
-      <w:pPr>
-        <w:spacing w:after="0" w:before="0" w:line="240"/>
-        <w:jc w:val="left"/>
-      </w:pPr>
-      <w:r>
-        <w:rPr>
-          <w:rFonts w:ascii="Courier New" w:cs="Courier New" w:eastAsia="Courier New" w:hAnsi="Courier New"/>
-          <w:sz w:val="20"/>
-          <w:szCs w:val="20"/>
-        </w:rPr>
-        <w:t xml:space="preserve">t=205 ns  state = ST_IDLE    gate_open = 0  alarm = 0</w:t>
-      </w:r>
-    </w:p>
-    <w:p>
-      <w:pPr>
-        <w:spacing w:after="0" w:before="0" w:line="240"/>
-        <w:jc w:val="left"/>
-      </w:pPr>
-      <w:r>
-        <w:rPr>
-          <w:rFonts w:ascii="Courier New" w:cs="Courier New" w:eastAsia="Courier New" w:hAnsi="Courier New"/>
-          <w:sz w:val="20"/>
-          <w:szCs w:val="20"/>
-        </w:rPr>
-        <w:t xml:space="preserve">t=210 ns  событие: EV_PAY_ONLY, valid = 1, data = 100</w:t>
-      </w:r>
-    </w:p>
-    <w:p>
-      <w:pPr>
-        <w:spacing w:after="0" w:before="0" w:line="240"/>
-        <w:jc w:val="left"/>
-      </w:pPr>
-      <w:r>
-        <w:rPr>
-          <w:rFonts w:ascii="Courier New" w:cs="Courier New" w:eastAsia="Courier New" w:hAnsi="Courier New"/>
-          <w:sz w:val="20"/>
-          <w:szCs w:val="20"/>
-        </w:rPr>
-        <w:t xml:space="preserve">t=215 ns  state = ST_IDLE    gate_open = 0  alarm = 0</w:t>
-      </w:r>
-    </w:p>
-    <w:p>
-      <w:pPr>
-        <w:spacing w:after="0" w:before="0" w:line="240"/>
-        <w:jc w:val="left"/>
-      </w:pPr>
-      <w:r>
-        <w:rPr>
-          <w:rFonts w:ascii="Courier New" w:cs="Courier New" w:eastAsia="Courier New" w:hAnsi="Courier New"/>
-          <w:sz w:val="20"/>
-          <w:szCs w:val="20"/>
-        </w:rPr>
-        <w:t xml:space="preserve">t=225 ns  state = ST_CHECK   gate_open = 0  alarm = 0</w:t>
-      </w:r>
-    </w:p>
-    <w:p>
-      <w:pPr>
-        <w:spacing w:after="0" w:before="0" w:line="240"/>
-        <w:jc w:val="left"/>
-      </w:pPr>
-      <w:r>
-        <w:rPr>
-          <w:rFonts w:ascii="Courier New" w:cs="Courier New" w:eastAsia="Courier New" w:hAnsi="Courier New"/>
-          <w:sz w:val="20"/>
-          <w:szCs w:val="20"/>
-        </w:rPr>
-        <w:t xml:space="preserve">t=235 ns  state = ST_OPEN    gate_open = 1  alarm = 0</w:t>
-      </w:r>
-    </w:p>
-    <w:p>
-      <w:pPr>
-        <w:spacing w:after="0" w:before="0" w:line="240"/>
-        <w:jc w:val="left"/>
-      </w:pPr>
-      <w:r>
-        <w:rPr>
-          <w:rFonts w:ascii="Courier New" w:cs="Courier New" w:eastAsia="Courier New" w:hAnsi="Courier New"/>
-          <w:sz w:val="20"/>
-          <w:szCs w:val="20"/>
-        </w:rPr>
-        <w:t xml:space="preserve">t=245 ns  state = ST_OPEN    gate_open = 1  alarm = 0</w:t>
-      </w:r>
-    </w:p>
-    <w:p>
-      <w:pPr>
-        <w:spacing w:after="0" w:before="0" w:line="240"/>
-        <w:jc w:val="left"/>
-      </w:pPr>
-      <w:r>
-        <w:rPr>
-          <w:rFonts w:ascii="Courier New" w:cs="Courier New" w:eastAsia="Courier New" w:hAnsi="Courier New"/>
-          <w:sz w:val="20"/>
-          <w:szCs w:val="20"/>
-        </w:rPr>
-        <w:t xml:space="preserve">t=255 ns  state = ST_OPEN    gate_open = 1  alarm = 0</w:t>
-      </w:r>
-    </w:p>
-    <w:p>
-      <w:pPr>
-        <w:spacing w:after="0" w:before="0" w:line="240"/>
-        <w:jc w:val="left"/>
-      </w:pPr>
-      <w:r>
-        <w:rPr>
-          <w:rFonts w:ascii="Courier New" w:cs="Courier New" w:eastAsia="Courier New" w:hAnsi="Courier New"/>
-          <w:sz w:val="20"/>
-          <w:szCs w:val="20"/>
-        </w:rPr>
-        <w:t xml:space="preserve">t=265 ns  state = ST_OPEN    gate_open = 1  alarm = 0</w:t>
-      </w:r>
-    </w:p>
-    <w:p>
-      <w:pPr>
-        <w:spacing w:after="0" w:before="0" w:line="240"/>
-        <w:jc w:val="left"/>
-      </w:pPr>
-      <w:r>
-        <w:rPr>
-          <w:rFonts w:ascii="Courier New" w:cs="Courier New" w:eastAsia="Courier New" w:hAnsi="Courier New"/>
-          <w:sz w:val="20"/>
-          <w:szCs w:val="20"/>
-        </w:rPr>
-        <w:t xml:space="preserve">t=275 ns  state = ST_OPEN    gate_open = 1  alarm = 0</w:t>
-      </w:r>
-    </w:p>
-    <w:p>
-      <w:pPr>
-        <w:spacing w:after="0" w:before="0" w:line="240"/>
-        <w:jc w:val="left"/>
-      </w:pPr>
-      <w:r>
-        <w:rPr>
-          <w:rFonts w:ascii="Courier New" w:cs="Courier New" w:eastAsia="Courier New" w:hAnsi="Courier New"/>
-          <w:sz w:val="20"/>
-          <w:szCs w:val="20"/>
-        </w:rPr>
-        <w:t xml:space="preserve">t=285 ns  state = ST_OPEN    gate_open = 1  alarm = 0</w:t>
-      </w:r>
-    </w:p>
-    <w:p>
-      <w:pPr>
-        <w:spacing w:after="0" w:before="0" w:line="240"/>
-        <w:jc w:val="left"/>
-      </w:pPr>
-      <w:r>
-        <w:rPr>
-          <w:rFonts w:ascii="Courier New" w:cs="Courier New" w:eastAsia="Courier New" w:hAnsi="Courier New"/>
-          <w:sz w:val="20"/>
-          <w:szCs w:val="20"/>
-        </w:rPr>
-        <w:t xml:space="preserve">t=295 ns  state = ST_OPEN    gate_open = 1  alarm = 0</w:t>
-      </w:r>
-    </w:p>
-    <w:p>
-      <w:pPr>
-        <w:spacing w:after="0" w:before="0" w:line="240"/>
-        <w:jc w:val="left"/>
-      </w:pPr>
-      <w:r>
-        <w:rPr>
-          <w:rFonts w:ascii="Courier New" w:cs="Courier New" w:eastAsia="Courier New" w:hAnsi="Courier New"/>
-          <w:sz w:val="20"/>
-          <w:szCs w:val="20"/>
-        </w:rPr>
-        <w:t xml:space="preserve">t=305 ns  state = ST_OPEN    gate_open = 1  alarm = 0</w:t>
-      </w:r>
-    </w:p>
-    <w:p>
-      <w:pPr>
-        <w:spacing w:after="0" w:before="0" w:line="240"/>
-        <w:jc w:val="left"/>
-      </w:pPr>
-      <w:r>
-        <w:rPr>
-          <w:rFonts w:ascii="Courier New" w:cs="Courier New" w:eastAsia="Courier New" w:hAnsi="Courier New"/>
-          <w:sz w:val="20"/>
-          <w:szCs w:val="20"/>
-        </w:rPr>
-        <w:t xml:space="preserve">t=315 ns  state = ST_IDLE    gate_open = 0  alarm = 0</w:t>
-      </w:r>
-    </w:p>
-    <w:p>
-      <w:pPr>
-        <w:spacing w:after="0" w:before="0" w:line="240"/>
-        <w:jc w:val="left"/>
-      </w:pPr>
-      <w:r>
-        <w:rPr>
-          <w:rFonts w:ascii="Courier New" w:cs="Courier New" w:eastAsia="Courier New" w:hAnsi="Courier New"/>
-          <w:sz w:val="20"/>
-          <w:szCs w:val="20"/>
-        </w:rPr>
-        <w:t xml:space="preserve">t=325 ns  state = ST_IDLE    gate_open = 0  alarm = 0</w:t>
-      </w:r>
-    </w:p>
-    <w:p>
-      <w:pPr>
-        <w:spacing w:after="0" w:before="0" w:line="240"/>
-        <w:jc w:val="left"/>
-      </w:pPr>
-      <w:r>
-        <w:rPr>
-          <w:rFonts w:ascii="Courier New" w:cs="Courier New" w:eastAsia="Courier New" w:hAnsi="Courier New"/>
-          <w:sz w:val="20"/>
-          <w:szCs w:val="20"/>
-        </w:rPr>
-        <w:t xml:space="preserve">turnstile_tb.sv:79: $finish called at 330000 (1ps)</w:t>
+        <w:t xml:space="preserve">Вывод симулятора приведён на рис. 2.</w:t>
+      </w:r>
+    </w:p>
+    <w:p>
+      <w:pPr>
+        <w:spacing w:after="60" w:before="120"/>
+        <w:jc w:val="center"/>
+      </w:pPr>
+      <w:r>
+        <w:drawing>
+          <wp:inline distT="0" distB="0" distL="0" distR="0">
+            <wp:extent cx="5940000" cy="4659828"/>
+            <wp:effectExtent t="0" r="0" b="0" l="0"/>
+            <wp:docPr id="102" name="Picture 102"/>
+            <wp:cNvGraphicFramePr>
+              <a:graphicFrameLocks xmlns:a="http://schemas.openxmlformats.org/drawingml/2006/main" noChangeAspect="1"/>
+            </wp:cNvGraphicFramePr>
+            <a:graphic xmlns:a="http://schemas.openxmlformats.org/drawingml/2006/main">
+              <a:graphicData uri="http://schemas.openxmlformats.org/drawingml/2006/picture">
+                <pic:pic xmlns:pic="http://schemas.openxmlformats.org/drawingml/2006/picture">
+                  <pic:nvPicPr>
+                    <pic:cNvPr id="0" name=""/>
+                    <pic:cNvPicPr/>
+                  </pic:nvPicPr>
+                  <pic:blipFill>
+                    <a:blip r:embed="rIdW4"/>
+                    <a:stretch>
+                      <a:fillRect/>
+                    </a:stretch>
+                  </pic:blipFill>
+                  <pic:spPr>
+                    <a:xfrm>
+                      <a:off x="0" y="0"/>
+                      <a:ext cx="5940000" cy="4659828"/>
+                    </a:xfrm>
+                    <a:prstGeom prst="rect">
+                      <a:avLst/>
+                    </a:prstGeom>
+                  </pic:spPr>
+                </pic:pic>
+              </a:graphicData>
+            </a:graphic>
+          </wp:inline>
+        </w:drawing>
       </w:r>
     </w:p>
     <w:p>
       <w:pPr>
         <w:spacing w:after="160"/>
-      </w:pPr>
+        <w:jc w:val="center"/>
+      </w:pPr>
+      <w:r>
+        <w:rPr>
+          <w:rFonts w:ascii="Times New Roman" w:cs="Times New Roman" w:eastAsia="Times New Roman" w:hAnsi="Times New Roman"/>
+          <w:b w:val="false"/>
+          <w:bCs w:val="false"/>
+          <w:sz w:val="24"/>
+          <w:szCs w:val="24"/>
+        </w:rPr>
+        <w:t xml:space="preserve">Рис. 2. Вывод симулятора в консоль</w:t>
+      </w:r>
     </w:p>
     <w:p>
       <w:pPr>
@@ -4628,7 +4108,7 @@
           <w:sz w:val="28"/>
           <w:szCs w:val="28"/>
         </w:rPr>
-        <w:t xml:space="preserve">Временные диаграммы работы автомата приведены на рис. 2 и 3. В строке ev_kind длинные названия сокращены: P_PAID – EV_PERSON_PAID, P_NOT_PAID – EV_PERSON_NOT_PAID.</w:t>
+        <w:t xml:space="preserve">Временные диаграммы работы автомата приведены на рис. 3 и 4. В строке ev_kind длинные названия сокращены: P_PAID – EV_PERSON_PAID, P_NOT_PAID – EV_PERSON_NOT_PAID.</w:t>
       </w:r>
     </w:p>
     <w:p>
@@ -4641,7 +4121,7 @@
           <wp:inline distT="0" distB="0" distL="0" distR="0">
             <wp:extent cx="5940000" cy="2715429"/>
             <wp:effectExtent t="0" r="0" b="0" l="0"/>
-            <wp:docPr id="102" name="Picture 102"/>
+            <wp:docPr id="103" name="Picture 103"/>
             <wp:cNvGraphicFramePr>
               <a:graphicFrameLocks xmlns:a="http://schemas.openxmlformats.org/drawingml/2006/main" noChangeAspect="1"/>
             </wp:cNvGraphicFramePr>
@@ -4687,7 +4167,7 @@
           <w:sz w:val="24"/>
           <w:szCs w:val="24"/>
         </w:rPr>
-        <w:t xml:space="preserve">Рис. 2. Оплата и проход, недостаточная оплата, недостоверное событие, блокировка</w:t>
+        <w:t xml:space="preserve">Рис. 3. Оплата и проход, недостаточная оплата, недостоверное событие, блокировка</w:t>
       </w:r>
     </w:p>
     <w:p>
@@ -4700,7 +4180,7 @@
           <wp:inline distT="0" distB="0" distL="0" distR="0">
             <wp:extent cx="5940000" cy="2715429"/>
             <wp:effectExtent t="0" r="0" b="0" l="0"/>
-            <wp:docPr id="103" name="Picture 103"/>
+            <wp:docPr id="104" name="Picture 104"/>
             <wp:cNvGraphicFramePr>
               <a:graphicFrameLocks xmlns:a="http://schemas.openxmlformats.org/drawingml/2006/main" noChangeAspect="1"/>
             </wp:cNvGraphicFramePr>
@@ -4746,7 +4226,7 @@
           <w:sz w:val="24"/>
           <w:szCs w:val="24"/>
         </w:rPr>
-        <w:t xml:space="preserve">Рис. 3. Оплата без человека: закрытие турникета по тайм-ауту</w:t>
+        <w:t xml:space="preserve">Рис. 4. Оплата без человека: закрытие турникета по тайм-ауту</w:t>
       </w:r>
     </w:p>
     <w:p>
@@ -4763,7 +4243,7 @@
           <w:sz w:val="28"/>
           <w:szCs w:val="28"/>
         </w:rPr>
-        <w:t xml:space="preserve">На рис. 2 по событию EV_PERSON_PAID с суммой 50 автомат проходит состояния ST_CHECK и ST_OPEN и после срабатывания датчика прохода возвращается в ST_IDLE. Сумма 20 меньше стоимости прохода, поэтому из ST_CHECK автомат возвращается в ST_IDLE. У события с valid = 0 (110–120 нс) поля person и pay равны 1, но вид события ev_kind остаётся EV_NONE, и состояние не меняется. Событие EV_PERSON_NOT_PAID в состоянии ожидания переводит автомат в ST_LOCKED на 4 такта, при этом alarm = 1. На рис. 3 по событию EV_PAY_ONLY турникет открывается, но никто не проходит, и через 8 тактов он закрывается.</w:t>
+        <w:t xml:space="preserve">На рис. 3 по событию EV_PERSON_PAID с суммой 50 автомат проходит состояния ST_CHECK и ST_OPEN и после срабатывания датчика прохода возвращается в ST_IDLE. Сумма 20 меньше стоимости прохода, поэтому из ST_CHECK автомат возвращается в ST_IDLE. У события с valid = 0 (110–120 нс) поля person и pay равны 1, но вид события ev_kind остаётся EV_NONE, и состояние не меняется. Событие EV_PERSON_NOT_PAID в состоянии ожидания переводит автомат в ST_LOCKED на 4 такта, при этом alarm = 1. На рис. 4 по событию EV_PAY_ONLY турникет открывается, но никто не проходит, и через 8 тактов он закрывается.</w:t>
       </w:r>
     </w:p>
     <w:p>
@@ -4798,40 +4278,6 @@
           <w:szCs w:val="28"/>
         </w:rPr>
         <w:t xml:space="preserve">В ходе работы на языке SystemVerilog разработан конечный автомат управления турникетом и тестбенч для него. Состояния автомата и виды событий заданы перечисляемыми типами, сведения о событии – структурой с независимыми признаками наличия человека и оплаты, использованы блоки always_ff и always_comb. Моделирование в Icarus Verilog показало, что автомат проходит все четыре состояния и все переходы диаграммы: открывает турникет при достаточной оплате, отклоняет недостаточную оплату, игнорирует недостоверные события, блокируется, если человек не платил, и закрывается по тайм-ауту. Автомат работает в соответствии с заданием.</w:t>
-      </w:r>
-    </w:p>
-    <w:p>
-      <w:pPr>
-        <w:pStyle w:val="Heading1"/>
-        <w:spacing w:after="160" w:before="240" w:line="360"/>
-      </w:pPr>
-      <w:r>
-        <w:rPr>
-          <w:rFonts w:ascii="Times New Roman" w:cs="Times New Roman" w:eastAsia="Times New Roman" w:hAnsi="Times New Roman"/>
-          <w:b/>
-          <w:bCs/>
-          <w:color w:val="000000"/>
-          <w:sz w:val="32"/>
-          <w:szCs w:val="32"/>
-        </w:rPr>
-        <w:t xml:space="preserve">Список используемой литературы</w:t>
-      </w:r>
-    </w:p>
-    <w:p>
-      <w:pPr>
-        <w:spacing w:after="160" w:line="360"/>
-        <w:ind w:firstLine="709"/>
-        <w:jc w:val="both"/>
-      </w:pPr>
-      <w:r>
-        <w:rPr>
-          <w:rFonts w:ascii="Times New Roman" w:cs="Times New Roman" w:eastAsia="Times New Roman" w:hAnsi="Times New Roman"/>
-          <w:b w:val="false"/>
-          <w:bCs w:val="false"/>
-          <w:sz w:val="28"/>
-          <w:szCs w:val="28"/>
-        </w:rPr>
-        <w:t xml:space="preserve">1. Элементы и узлы ЭВМ. Лекции 6–8. Языки описания аппаратуры.</w:t>
       </w:r>
     </w:p>
     <w:sectPr>
